--- a/docs/word/08 - Fluxo de leitura.docx
+++ b/docs/word/08 - Fluxo de leitura.docx
@@ -92,7 +92,7 @@
           <w:sz w:val="22"/>
           <w:szCs w:val="22"/>
         </w:rPr>
-        <w:t xml:space="preserve">Atualizado em 17 de outubro de 2026</w:t>
+        <w:t xml:space="preserve">Atualizado em 23 de outubro de 2026</w:t>
       </w:r>
     </w:p>
     <w:p>
@@ -118,11 +118,11 @@
       <w:pPr>
         <w:pStyle w:val="Heading1"/>
       </w:pPr>
-      <w:bookmarkStart w:name="_Toc73" w:id="73"/>
+      <w:bookmarkStart w:name="_Toc76" w:id="76"/>
       <w:r>
         <w:t xml:space="preserve">Sumário</w:t>
       </w:r>
-      <w:bookmarkEnd w:id="73"/>
+      <w:bookmarkEnd w:id="76"/>
     </w:p>
     <w:p>
       <w:r>
@@ -153,7 +153,7 @@
             <w:instrText xml:space="preserve">TOC \h \o "1-2"</w:instrText>
             <w:fldChar w:fldCharType="separate"/>
           </w:r>
-          <w:hyperlink w:history="1" w:anchor="_Toc73">
+          <w:hyperlink w:history="1" w:anchor="_Toc76">
             <w:r>
               <w:t xml:space="preserve">Sumário</w:t>
             </w:r>
@@ -162,7 +162,7 @@
             </w:r>
             <w:r>
               <w:fldChar w:fldCharType="begin" w:dirty="true"/>
-              <w:instrText xml:space="preserve">PAGEREF _Toc73 \h</w:instrText>
+              <w:instrText xml:space="preserve">PAGEREF _Toc76 \h</w:instrText>
               <w:fldChar w:fldCharType="separate"/>
               <w:fldChar w:fldCharType="end"/>
             </w:r>
@@ -175,78 +175,9 @@
               <w:tab w:val="right" w:pos="9638" w:leader="dot"/>
             </w:tabs>
           </w:pPr>
-          <w:hyperlink w:history="1" w:anchor="_Toc74">
+          <w:hyperlink w:history="1" w:anchor="_Toc77">
             <w:r>
               <w:t xml:space="preserve">Workflow CNN Painel - Leitura</w:t>
-            </w:r>
-            <w:r>
-              <w:tab/>
-            </w:r>
-            <w:r>
-              <w:fldChar w:fldCharType="begin" w:dirty="true"/>
-              <w:instrText xml:space="preserve">PAGEREF _Toc74 \h</w:instrText>
-              <w:fldChar w:fldCharType="separate"/>
-              <w:fldChar w:fldCharType="end"/>
-            </w:r>
-          </w:hyperlink>
-        </w:p>
-        <w:p>
-          <w:pPr>
-            <w:pStyle w:val="TOC2"/>
-            <w:tabs>
-              <w:tab w:val="right" w:pos="9638" w:leader="dot"/>
-            </w:tabs>
-            <w:ind w:left="220"/>
-          </w:pPr>
-          <w:hyperlink w:history="1" w:anchor="_Toc75">
-            <w:r>
-              <w:t xml:space="preserve">Para que serve</w:t>
-            </w:r>
-            <w:r>
-              <w:tab/>
-            </w:r>
-            <w:r>
-              <w:fldChar w:fldCharType="begin" w:dirty="true"/>
-              <w:instrText xml:space="preserve">PAGEREF _Toc75 \h</w:instrText>
-              <w:fldChar w:fldCharType="separate"/>
-              <w:fldChar w:fldCharType="end"/>
-            </w:r>
-          </w:hyperlink>
-        </w:p>
-        <w:p>
-          <w:pPr>
-            <w:pStyle w:val="TOC2"/>
-            <w:tabs>
-              <w:tab w:val="right" w:pos="9638" w:leader="dot"/>
-            </w:tabs>
-            <w:ind w:left="220"/>
-          </w:pPr>
-          <w:hyperlink w:history="1" w:anchor="_Toc76">
-            <w:r>
-              <w:t xml:space="preserve">Quando roda</w:t>
-            </w:r>
-            <w:r>
-              <w:tab/>
-            </w:r>
-            <w:r>
-              <w:fldChar w:fldCharType="begin" w:dirty="true"/>
-              <w:instrText xml:space="preserve">PAGEREF _Toc76 \h</w:instrText>
-              <w:fldChar w:fldCharType="separate"/>
-              <w:fldChar w:fldCharType="end"/>
-            </w:r>
-          </w:hyperlink>
-        </w:p>
-        <w:p>
-          <w:pPr>
-            <w:pStyle w:val="TOC2"/>
-            <w:tabs>
-              <w:tab w:val="right" w:pos="9638" w:leader="dot"/>
-            </w:tabs>
-            <w:ind w:left="220"/>
-          </w:pPr>
-          <w:hyperlink w:history="1" w:anchor="_Toc77">
-            <w:r>
-              <w:t xml:space="preserve">Fluxograma</w:t>
             </w:r>
             <w:r>
               <w:tab/>
@@ -269,7 +200,7 @@
           </w:pPr>
           <w:hyperlink w:history="1" w:anchor="_Toc78">
             <w:r>
-              <w:t xml:space="preserve">Ações</w:t>
+              <w:t xml:space="preserve">Para que serve</w:t>
             </w:r>
             <w:r>
               <w:tab/>
@@ -292,7 +223,7 @@
           </w:pPr>
           <w:hyperlink w:history="1" w:anchor="_Toc79">
             <w:r>
-              <w:t xml:space="preserve">Situação de cada paciente</w:t>
+              <w:t xml:space="preserve">Quando roda</w:t>
             </w:r>
             <w:r>
               <w:tab/>
@@ -315,7 +246,7 @@
           </w:pPr>
           <w:hyperlink w:history="1" w:anchor="_Toc80">
             <w:r>
-              <w:t xml:space="preserve">Dados sensíveis</w:t>
+              <w:t xml:space="preserve">Fluxograma</w:t>
             </w:r>
             <w:r>
               <w:tab/>
@@ -323,6 +254,75 @@
             <w:r>
               <w:fldChar w:fldCharType="begin" w:dirty="true"/>
               <w:instrText xml:space="preserve">PAGEREF _Toc80 \h</w:instrText>
+              <w:fldChar w:fldCharType="separate"/>
+              <w:fldChar w:fldCharType="end"/>
+            </w:r>
+          </w:hyperlink>
+        </w:p>
+        <w:p>
+          <w:pPr>
+            <w:pStyle w:val="TOC2"/>
+            <w:tabs>
+              <w:tab w:val="right" w:pos="9638" w:leader="dot"/>
+            </w:tabs>
+            <w:ind w:left="220"/>
+          </w:pPr>
+          <w:hyperlink w:history="1" w:anchor="_Toc81">
+            <w:r>
+              <w:t xml:space="preserve">Ações</w:t>
+            </w:r>
+            <w:r>
+              <w:tab/>
+            </w:r>
+            <w:r>
+              <w:fldChar w:fldCharType="begin" w:dirty="true"/>
+              <w:instrText xml:space="preserve">PAGEREF _Toc81 \h</w:instrText>
+              <w:fldChar w:fldCharType="separate"/>
+              <w:fldChar w:fldCharType="end"/>
+            </w:r>
+          </w:hyperlink>
+        </w:p>
+        <w:p>
+          <w:pPr>
+            <w:pStyle w:val="TOC2"/>
+            <w:tabs>
+              <w:tab w:val="right" w:pos="9638" w:leader="dot"/>
+            </w:tabs>
+            <w:ind w:left="220"/>
+          </w:pPr>
+          <w:hyperlink w:history="1" w:anchor="_Toc82">
+            <w:r>
+              <w:t xml:space="preserve">Situação de cada paciente</w:t>
+            </w:r>
+            <w:r>
+              <w:tab/>
+            </w:r>
+            <w:r>
+              <w:fldChar w:fldCharType="begin" w:dirty="true"/>
+              <w:instrText xml:space="preserve">PAGEREF _Toc82 \h</w:instrText>
+              <w:fldChar w:fldCharType="separate"/>
+              <w:fldChar w:fldCharType="end"/>
+            </w:r>
+          </w:hyperlink>
+        </w:p>
+        <w:p>
+          <w:pPr>
+            <w:pStyle w:val="TOC2"/>
+            <w:tabs>
+              <w:tab w:val="right" w:pos="9638" w:leader="dot"/>
+            </w:tabs>
+            <w:ind w:left="220"/>
+          </w:pPr>
+          <w:hyperlink w:history="1" w:anchor="_Toc83">
+            <w:r>
+              <w:t xml:space="preserve">Dados sensíveis</w:t>
+            </w:r>
+            <w:r>
+              <w:tab/>
+            </w:r>
+            <w:r>
+              <w:fldChar w:fldCharType="begin" w:dirty="true"/>
+              <w:instrText xml:space="preserve">PAGEREF _Toc83 \h</w:instrText>
               <w:fldChar w:fldCharType="separate"/>
               <w:fldChar w:fldCharType="end"/>
             </w:r>
@@ -340,11 +340,11 @@
         <w:pStyle w:val="Heading1"/>
         <w:pageBreakBefore/>
       </w:pPr>
-      <w:bookmarkStart w:name="_Toc74" w:id="74"/>
+      <w:bookmarkStart w:name="_Toc77" w:id="77"/>
       <w:r>
         <w:t xml:space="preserve">Workflow CNN Painel - Leitura</w:t>
       </w:r>
-      <w:bookmarkEnd w:id="74"/>
+      <w:bookmarkEnd w:id="77"/>
     </w:p>
     <w:p>
       <w:pPr>
@@ -385,11 +385,11 @@
       <w:pPr>
         <w:pStyle w:val="Heading2"/>
       </w:pPr>
-      <w:bookmarkStart w:name="_Toc75" w:id="75"/>
+      <w:bookmarkStart w:name="_Toc78" w:id="78"/>
       <w:r>
         <w:t xml:space="preserve">Para que serve</w:t>
       </w:r>
-      <w:bookmarkEnd w:id="75"/>
+      <w:bookmarkEnd w:id="78"/>
     </w:p>
     <w:p>
       <w:pPr>
@@ -429,11 +429,11 @@
       <w:pPr>
         <w:pStyle w:val="Heading2"/>
       </w:pPr>
-      <w:bookmarkStart w:name="_Toc76" w:id="76"/>
+      <w:bookmarkStart w:name="_Toc79" w:id="79"/>
       <w:r>
         <w:t xml:space="preserve">Quando roda</w:t>
       </w:r>
-      <w:bookmarkEnd w:id="76"/>
+      <w:bookmarkEnd w:id="79"/>
     </w:p>
     <w:p>
       <w:pPr>
@@ -550,11 +550,11 @@
       <w:pPr>
         <w:pStyle w:val="Heading2"/>
       </w:pPr>
-      <w:bookmarkStart w:name="_Toc77" w:id="77"/>
+      <w:bookmarkStart w:name="_Toc80" w:id="80"/>
       <w:r>
         <w:t xml:space="preserve">Fluxograma</w:t>
       </w:r>
-      <w:bookmarkEnd w:id="77"/>
+      <w:bookmarkEnd w:id="80"/>
     </w:p>
     <w:p>
       <w:pPr>
@@ -676,11 +676,11 @@
       <w:pPr>
         <w:pStyle w:val="Heading2"/>
       </w:pPr>
-      <w:bookmarkStart w:name="_Toc78" w:id="78"/>
+      <w:bookmarkStart w:name="_Toc81" w:id="81"/>
       <w:r>
         <w:t xml:space="preserve">Ações</w:t>
       </w:r>
-      <w:bookmarkEnd w:id="78"/>
+      <w:bookmarkEnd w:id="81"/>
     </w:p>
     <w:tbl>
       <w:tblPr>
@@ -1794,11 +1794,11 @@
       <w:pPr>
         <w:pStyle w:val="Heading2"/>
       </w:pPr>
-      <w:bookmarkStart w:name="_Toc79" w:id="79"/>
+      <w:bookmarkStart w:name="_Toc82" w:id="82"/>
       <w:r>
         <w:t xml:space="preserve">Situação de cada paciente</w:t>
       </w:r>
-      <w:bookmarkEnd w:id="79"/>
+      <w:bookmarkEnd w:id="82"/>
     </w:p>
     <w:p>
       <w:pPr>
@@ -1961,7 +1961,20 @@
         <w:spacing w:after="60"/>
       </w:pPr>
       <w:r>
-        <w:t xml:space="preserve">Senão, ninguém registrou o bloqueio dessa falta: </w:t>
+        <w:t xml:space="preserve">Senão, ninguém registrou o bloqueio dessa falta:</w:t>
+      </w:r>
+    </w:p>
+    <w:p>
+      <w:pPr>
+        <w:pStyle w:val="ListParagraph"/>
+        <w:numPr>
+          <w:ilvl w:val="1"/>
+          <w:numId w:val="3"/>
+        </w:numPr>
+        <w:spacing w:after="60"/>
+      </w:pPr>
+      <w:r>
+        <w:t xml:space="preserve">prazo correndo: </w:t>
       </w:r>
       <w:r>
         <w:rPr>
@@ -1987,19 +2000,209 @@
         <w:t xml:space="preserve">PENDENTE</w:t>
       </w:r>
       <w:r>
-        <w:t xml:space="preserve">), com o prazo de liberação vencido ou não. Toda falta do período bloqueia; o prazo só decide quando pode liberar.</w:t>
-      </w:r>
-    </w:p>
-    <w:p>
-      <w:pPr>
+        <w:t xml:space="preserve">), e a execução das 01:00 bloqueia;</w:t>
+      </w:r>
+    </w:p>
+    <w:p>
+      <w:pPr>
+        <w:pStyle w:val="ListParagraph"/>
+        <w:numPr>
+          <w:ilvl w:val="1"/>
+          <w:numId w:val="3"/>
+        </w:numPr>
         <w:spacing w:after="60"/>
       </w:pPr>
+      <w:r>
+        <w:t xml:space="preserve">prazo cumprido: </w:t>
+      </w:r>
+      <w:r>
+        <w:rPr>
+          <w:rFonts w:ascii="Consolas" w:cs="Consolas" w:eastAsia="Consolas" w:hAnsi="Consolas"/>
+          <w:color w:val="6A1BBF"/>
+          <w:sz w:val="18"/>
+          <w:szCs w:val="18"/>
+          <w:shd w:fill="F1ECFB" w:color="auto" w:val="clear"/>
+        </w:rPr>
+        <w:t xml:space="preserve">liberado</w:t>
+      </w:r>
+      <w:r>
+        <w:t xml:space="preserve"> (situação </w:t>
+      </w:r>
+      <w:r>
+        <w:rPr>
+          <w:rFonts w:ascii="Consolas" w:cs="Consolas" w:eastAsia="Consolas" w:hAnsi="Consolas"/>
+          <w:color w:val="6A1BBF"/>
+          <w:sz w:val="18"/>
+          <w:szCs w:val="18"/>
+          <w:shd w:fill="F1ECFB" w:color="auto" w:val="clear"/>
+        </w:rPr>
+        <w:t xml:space="preserve">CUMPRIDO</w:t>
+      </w:r>
+      <w:r>
+        <w:t xml:space="preserve">), porque o bloqueio não bloqueia mais quem cumpriu o prazo.</w:t>
+      </w:r>
+    </w:p>
+    <w:p>
+      <w:pPr>
+        <w:spacing w:after="60"/>
+      </w:pPr>
     </w:p>
     <w:p>
       <w:pPr>
         <w:spacing w:after="120"/>
       </w:pPr>
       <w:r>
+        <w:t xml:space="preserve">Cada item traz também </w:t>
+      </w:r>
+      <w:r>
+        <w:rPr>
+          <w:rFonts w:ascii="Consolas" w:cs="Consolas" w:eastAsia="Consolas" w:hAnsi="Consolas"/>
+          <w:color w:val="6A1BBF"/>
+          <w:sz w:val="18"/>
+          <w:szCs w:val="18"/>
+          <w:shd w:fill="F1ECFB" w:color="auto" w:val="clear"/>
+        </w:rPr>
+        <w:t xml:space="preserve">solicitacao</w:t>
+      </w:r>
+      <w:r>
+        <w:t xml:space="preserve"> (a solicitação de desbloqueio aberta, com </w:t>
+      </w:r>
+      <w:r>
+        <w:rPr>
+          <w:rFonts w:ascii="Consolas" w:cs="Consolas" w:eastAsia="Consolas" w:hAnsi="Consolas"/>
+          <w:color w:val="6A1BBF"/>
+          <w:sz w:val="18"/>
+          <w:szCs w:val="18"/>
+          <w:shd w:fill="F1ECFB" w:color="auto" w:val="clear"/>
+        </w:rPr>
+        <w:t xml:space="preserve">id</w:t>
+      </w:r>
+      <w:r>
+        <w:t xml:space="preserve">, </w:t>
+      </w:r>
+      <w:r>
+        <w:rPr>
+          <w:rFonts w:ascii="Consolas" w:cs="Consolas" w:eastAsia="Consolas" w:hAnsi="Consolas"/>
+          <w:color w:val="6A1BBF"/>
+          <w:sz w:val="18"/>
+          <w:szCs w:val="18"/>
+          <w:shd w:fill="F1ECFB" w:color="auto" w:val="clear"/>
+        </w:rPr>
+        <w:t xml:space="preserve">status</w:t>
+      </w:r>
+      <w:r>
+        <w:t xml:space="preserve">, </w:t>
+      </w:r>
+      <w:r>
+        <w:rPr>
+          <w:rFonts w:ascii="Consolas" w:cs="Consolas" w:eastAsia="Consolas" w:hAnsi="Consolas"/>
+          <w:color w:val="6A1BBF"/>
+          <w:sz w:val="18"/>
+          <w:szCs w:val="18"/>
+          <w:shd w:fill="F1ECFB" w:color="auto" w:val="clear"/>
+        </w:rPr>
+        <w:t xml:space="preserve">solicitadoPor</w:t>
+      </w:r>
+      <w:r>
+        <w:t xml:space="preserve">, </w:t>
+      </w:r>
+      <w:r>
+        <w:rPr>
+          <w:rFonts w:ascii="Consolas" w:cs="Consolas" w:eastAsia="Consolas" w:hAnsi="Consolas"/>
+          <w:color w:val="6A1BBF"/>
+          <w:sz w:val="18"/>
+          <w:szCs w:val="18"/>
+          <w:shd w:fill="F1ECFB" w:color="auto" w:val="clear"/>
+        </w:rPr>
+        <w:t xml:space="preserve">em</w:t>
+      </w:r>
+      <w:r>
+        <w:t xml:space="preserve"> e </w:t>
+      </w:r>
+      <w:r>
+        <w:rPr>
+          <w:rFonts w:ascii="Consolas" w:cs="Consolas" w:eastAsia="Consolas" w:hAnsi="Consolas"/>
+          <w:color w:val="6A1BBF"/>
+          <w:sz w:val="18"/>
+          <w:szCs w:val="18"/>
+          <w:shd w:fill="F1ECFB" w:color="auto" w:val="clear"/>
+        </w:rPr>
+        <w:t xml:space="preserve">valida</w:t>
+      </w:r>
+      <w:r>
+        <w:t xml:space="preserve">, que diz se ela é da falta vigente), e o resumo traz </w:t>
+      </w:r>
+      <w:r>
+        <w:rPr>
+          <w:rFonts w:ascii="Consolas" w:cs="Consolas" w:eastAsia="Consolas" w:hAnsi="Consolas"/>
+          <w:color w:val="6A1BBF"/>
+          <w:sz w:val="18"/>
+          <w:szCs w:val="18"/>
+          <w:shd w:fill="F1ECFB" w:color="auto" w:val="clear"/>
+        </w:rPr>
+        <w:t xml:space="preserve">solicitacoesPendentes</w:t>
+      </w:r>
+      <w:r>
+        <w:t xml:space="preserve"> e </w:t>
+      </w:r>
+      <w:r>
+        <w:rPr>
+          <w:rFonts w:ascii="Consolas" w:cs="Consolas" w:eastAsia="Consolas" w:hAnsi="Consolas"/>
+          <w:color w:val="6A1BBF"/>
+          <w:sz w:val="18"/>
+          <w:szCs w:val="18"/>
+          <w:shd w:fill="F1ECFB" w:color="auto" w:val="clear"/>
+        </w:rPr>
+        <w:t xml:space="preserve">solicitacoesAprovadas</w:t>
+      </w:r>
+      <w:r>
+        <w:t xml:space="preserve"> (o contador do menu). O detalhe (</w:t>
+      </w:r>
+      <w:r>
+        <w:rPr>
+          <w:rFonts w:ascii="Consolas" w:cs="Consolas" w:eastAsia="Consolas" w:hAnsi="Consolas"/>
+          <w:color w:val="6A1BBF"/>
+          <w:sz w:val="18"/>
+          <w:szCs w:val="18"/>
+          <w:shd w:fill="F1ECFB" w:color="auto" w:val="clear"/>
+        </w:rPr>
+        <w:t xml:space="preserve">paciente</w:t>
+      </w:r>
+      <w:r>
+        <w:t xml:space="preserve">) traz a seção </w:t>
+      </w:r>
+      <w:r>
+        <w:rPr>
+          <w:rFonts w:ascii="Consolas" w:cs="Consolas" w:eastAsia="Consolas" w:hAnsi="Consolas"/>
+          <w:color w:val="6A1BBF"/>
+          <w:sz w:val="18"/>
+          <w:szCs w:val="18"/>
+          <w:shd w:fill="F1ECFB" w:color="auto" w:val="clear"/>
+        </w:rPr>
+        <w:t xml:space="preserve">solicitacoes</w:t>
+      </w:r>
+      <w:r>
+        <w:t xml:space="preserve"> com o histórico do paciente, e as ações trazem </w:t>
+      </w:r>
+      <w:r>
+        <w:rPr>
+          <w:rFonts w:ascii="Consolas" w:cs="Consolas" w:eastAsia="Consolas" w:hAnsi="Consolas"/>
+          <w:color w:val="6A1BBF"/>
+          <w:sz w:val="18"/>
+          <w:szCs w:val="18"/>
+          <w:shd w:fill="F1ECFB" w:color="auto" w:val="clear"/>
+        </w:rPr>
+        <w:t xml:space="preserve">idSolicitacao</w:t>
+      </w:r>
+      <w:r>
+        <w:t xml:space="preserve">.</w:t>
+      </w:r>
+    </w:p>
+    <w:p>
+      <w:pPr>
+        <w:spacing w:after="120"/>
+      </w:pPr>
+      <w:r>
         <w:t xml:space="preserve">O resumo traz </w:t>
       </w:r>
       <w:r>
@@ -2093,11 +2296,11 @@
       <w:pPr>
         <w:pStyle w:val="Heading2"/>
       </w:pPr>
-      <w:bookmarkStart w:name="_Toc80" w:id="80"/>
+      <w:bookmarkStart w:name="_Toc83" w:id="83"/>
       <w:r>
         <w:t xml:space="preserve">Dados sensíveis</w:t>
       </w:r>
-      <w:bookmarkEnd w:id="80"/>
+      <w:bookmarkEnd w:id="83"/>
     </w:p>
     <w:p>
       <w:pPr>
@@ -2438,6 +2641,12 @@
   </w:num>
   <w:num w:numId="2">
     <w:abstractNumId w:val="3"/>
+    <w:lvlOverride w:ilvl="0">
+      <w:startOverride w:val="1"/>
+    </w:lvlOverride>
+  </w:num>
+  <w:num w:numId="3">
+    <w:abstractNumId w:val="2"/>
     <w:lvlOverride w:ilvl="0">
       <w:startOverride w:val="1"/>
     </w:lvlOverride>

--- a/docs/word/08 - Fluxo de leitura.docx
+++ b/docs/word/08 - Fluxo de leitura.docx
@@ -118,11 +118,11 @@
       <w:pPr>
         <w:pStyle w:val="Heading1"/>
       </w:pPr>
-      <w:bookmarkStart w:name="_Toc76" w:id="76"/>
+      <w:bookmarkStart w:name="_Toc77" w:id="77"/>
       <w:r>
         <w:t xml:space="preserve">Sumário</w:t>
       </w:r>
-      <w:bookmarkEnd w:id="76"/>
+      <w:bookmarkEnd w:id="77"/>
     </w:p>
     <w:p>
       <w:r>
@@ -153,7 +153,7 @@
             <w:instrText xml:space="preserve">TOC \h \o "1-2"</w:instrText>
             <w:fldChar w:fldCharType="separate"/>
           </w:r>
-          <w:hyperlink w:history="1" w:anchor="_Toc76">
+          <w:hyperlink w:history="1" w:anchor="_Toc77">
             <w:r>
               <w:t xml:space="preserve">Sumário</w:t>
             </w:r>
@@ -162,7 +162,7 @@
             </w:r>
             <w:r>
               <w:fldChar w:fldCharType="begin" w:dirty="true"/>
-              <w:instrText xml:space="preserve">PAGEREF _Toc76 \h</w:instrText>
+              <w:instrText xml:space="preserve">PAGEREF _Toc77 \h</w:instrText>
               <w:fldChar w:fldCharType="separate"/>
               <w:fldChar w:fldCharType="end"/>
             </w:r>
@@ -175,32 +175,9 @@
               <w:tab w:val="right" w:pos="9638" w:leader="dot"/>
             </w:tabs>
           </w:pPr>
-          <w:hyperlink w:history="1" w:anchor="_Toc77">
+          <w:hyperlink w:history="1" w:anchor="_Toc78">
             <w:r>
               <w:t xml:space="preserve">Workflow CNN Painel - Leitura</w:t>
-            </w:r>
-            <w:r>
-              <w:tab/>
-            </w:r>
-            <w:r>
-              <w:fldChar w:fldCharType="begin" w:dirty="true"/>
-              <w:instrText xml:space="preserve">PAGEREF _Toc77 \h</w:instrText>
-              <w:fldChar w:fldCharType="separate"/>
-              <w:fldChar w:fldCharType="end"/>
-            </w:r>
-          </w:hyperlink>
-        </w:p>
-        <w:p>
-          <w:pPr>
-            <w:pStyle w:val="TOC2"/>
-            <w:tabs>
-              <w:tab w:val="right" w:pos="9638" w:leader="dot"/>
-            </w:tabs>
-            <w:ind w:left="220"/>
-          </w:pPr>
-          <w:hyperlink w:history="1" w:anchor="_Toc78">
-            <w:r>
-              <w:t xml:space="preserve">Para que serve</w:t>
             </w:r>
             <w:r>
               <w:tab/>
@@ -223,7 +200,7 @@
           </w:pPr>
           <w:hyperlink w:history="1" w:anchor="_Toc79">
             <w:r>
-              <w:t xml:space="preserve">Quando roda</w:t>
+              <w:t xml:space="preserve">Para que serve</w:t>
             </w:r>
             <w:r>
               <w:tab/>
@@ -246,7 +223,7 @@
           </w:pPr>
           <w:hyperlink w:history="1" w:anchor="_Toc80">
             <w:r>
-              <w:t xml:space="preserve">Fluxograma</w:t>
+              <w:t xml:space="preserve">Quando roda</w:t>
             </w:r>
             <w:r>
               <w:tab/>
@@ -269,7 +246,7 @@
           </w:pPr>
           <w:hyperlink w:history="1" w:anchor="_Toc81">
             <w:r>
-              <w:t xml:space="preserve">Ações</w:t>
+              <w:t xml:space="preserve">Fluxograma</w:t>
             </w:r>
             <w:r>
               <w:tab/>
@@ -292,7 +269,7 @@
           </w:pPr>
           <w:hyperlink w:history="1" w:anchor="_Toc82">
             <w:r>
-              <w:t xml:space="preserve">Situação de cada paciente</w:t>
+              <w:t xml:space="preserve">Ações</w:t>
             </w:r>
             <w:r>
               <w:tab/>
@@ -315,7 +292,7 @@
           </w:pPr>
           <w:hyperlink w:history="1" w:anchor="_Toc83">
             <w:r>
-              <w:t xml:space="preserve">Dados sensíveis</w:t>
+              <w:t xml:space="preserve">Situação de cada paciente</w:t>
             </w:r>
             <w:r>
               <w:tab/>
@@ -323,6 +300,29 @@
             <w:r>
               <w:fldChar w:fldCharType="begin" w:dirty="true"/>
               <w:instrText xml:space="preserve">PAGEREF _Toc83 \h</w:instrText>
+              <w:fldChar w:fldCharType="separate"/>
+              <w:fldChar w:fldCharType="end"/>
+            </w:r>
+          </w:hyperlink>
+        </w:p>
+        <w:p>
+          <w:pPr>
+            <w:pStyle w:val="TOC2"/>
+            <w:tabs>
+              <w:tab w:val="right" w:pos="9638" w:leader="dot"/>
+            </w:tabs>
+            <w:ind w:left="220"/>
+          </w:pPr>
+          <w:hyperlink w:history="1" w:anchor="_Toc84">
+            <w:r>
+              <w:t xml:space="preserve">Dados sensíveis</w:t>
+            </w:r>
+            <w:r>
+              <w:tab/>
+            </w:r>
+            <w:r>
+              <w:fldChar w:fldCharType="begin" w:dirty="true"/>
+              <w:instrText xml:space="preserve">PAGEREF _Toc84 \h</w:instrText>
               <w:fldChar w:fldCharType="separate"/>
               <w:fldChar w:fldCharType="end"/>
             </w:r>
@@ -340,11 +340,11 @@
         <w:pStyle w:val="Heading1"/>
         <w:pageBreakBefore/>
       </w:pPr>
-      <w:bookmarkStart w:name="_Toc77" w:id="77"/>
+      <w:bookmarkStart w:name="_Toc78" w:id="78"/>
       <w:r>
         <w:t xml:space="preserve">Workflow CNN Painel - Leitura</w:t>
       </w:r>
-      <w:bookmarkEnd w:id="77"/>
+      <w:bookmarkEnd w:id="78"/>
     </w:p>
     <w:p>
       <w:pPr>
@@ -385,11 +385,11 @@
       <w:pPr>
         <w:pStyle w:val="Heading2"/>
       </w:pPr>
-      <w:bookmarkStart w:name="_Toc78" w:id="78"/>
+      <w:bookmarkStart w:name="_Toc79" w:id="79"/>
       <w:r>
         <w:t xml:space="preserve">Para que serve</w:t>
       </w:r>
-      <w:bookmarkEnd w:id="78"/>
+      <w:bookmarkEnd w:id="79"/>
     </w:p>
     <w:p>
       <w:pPr>
@@ -429,11 +429,11 @@
       <w:pPr>
         <w:pStyle w:val="Heading2"/>
       </w:pPr>
-      <w:bookmarkStart w:name="_Toc79" w:id="79"/>
+      <w:bookmarkStart w:name="_Toc80" w:id="80"/>
       <w:r>
         <w:t xml:space="preserve">Quando roda</w:t>
       </w:r>
-      <w:bookmarkEnd w:id="79"/>
+      <w:bookmarkEnd w:id="80"/>
     </w:p>
     <w:p>
       <w:pPr>
@@ -550,11 +550,11 @@
       <w:pPr>
         <w:pStyle w:val="Heading2"/>
       </w:pPr>
-      <w:bookmarkStart w:name="_Toc80" w:id="80"/>
+      <w:bookmarkStart w:name="_Toc81" w:id="81"/>
       <w:r>
         <w:t xml:space="preserve">Fluxograma</w:t>
       </w:r>
-      <w:bookmarkEnd w:id="80"/>
+      <w:bookmarkEnd w:id="81"/>
     </w:p>
     <w:p>
       <w:pPr>
@@ -676,11 +676,11 @@
       <w:pPr>
         <w:pStyle w:val="Heading2"/>
       </w:pPr>
-      <w:bookmarkStart w:name="_Toc81" w:id="81"/>
+      <w:bookmarkStart w:name="_Toc82" w:id="82"/>
       <w:r>
         <w:t xml:space="preserve">Ações</w:t>
       </w:r>
-      <w:bookmarkEnd w:id="81"/>
+      <w:bookmarkEnd w:id="82"/>
     </w:p>
     <w:tbl>
       <w:tblPr>
@@ -1147,7 +1147,7 @@
                 <w:szCs w:val="18"/>
                 <w:shd w:fill="F1ECFB" w:color="auto" w:val="clear"/>
               </w:rPr>
-              <w:t xml:space="preserve">faltas</w:t>
+              <w:t xml:space="preserve">dashboard</w:t>
             </w:r>
           </w:p>
         </w:tc>
@@ -1208,40 +1208,40 @@
               <w:spacing w:after="40" w:before="40"/>
             </w:pPr>
             <w:r>
-              <w:rPr>
-                <w:rFonts w:ascii="Consolas" w:cs="Consolas" w:eastAsia="Consolas" w:hAnsi="Consolas"/>
-                <w:color w:val="6A1BBF"/>
-                <w:sz w:val="18"/>
-                <w:szCs w:val="18"/>
-                <w:shd w:fill="F1ECFB" w:color="auto" w:val="clear"/>
-              </w:rPr>
-              <w:t xml:space="preserve">total</w:t>
-            </w:r>
-            <w:r>
-              <w:t xml:space="preserve"> (com </w:t>
-            </w:r>
-            <w:r>
-              <w:rPr>
-                <w:rFonts w:ascii="Consolas" w:cs="Consolas" w:eastAsia="Consolas" w:hAnsi="Consolas"/>
-                <w:color w:val="6A1BBF"/>
-                <w:sz w:val="18"/>
-                <w:szCs w:val="18"/>
-                <w:shd w:fill="F1ECFB" w:color="auto" w:val="clear"/>
-              </w:rPr>
-              <w:t xml:space="preserve">comProcedimento</w:t>
-            </w:r>
-            <w:r>
-              <w:t xml:space="preserve">), </w:t>
-            </w:r>
-            <w:r>
-              <w:rPr>
-                <w:rFonts w:ascii="Consolas" w:cs="Consolas" w:eastAsia="Consolas" w:hAnsi="Consolas"/>
-                <w:color w:val="6A1BBF"/>
-                <w:sz w:val="18"/>
-                <w:szCs w:val="18"/>
-                <w:shd w:fill="F1ECFB" w:color="auto" w:val="clear"/>
-              </w:rPr>
-              <w:t xml:space="preserve">porMes</w:t>
+              <w:t xml:space="preserve">Só o que o Dashboard precisa além de </w:t>
+            </w:r>
+            <w:r>
+              <w:rPr>
+                <w:rFonts w:ascii="Consolas" w:cs="Consolas" w:eastAsia="Consolas" w:hAnsi="Consolas"/>
+                <w:color w:val="6A1BBF"/>
+                <w:sz w:val="18"/>
+                <w:szCs w:val="18"/>
+                <w:shd w:fill="F1ECFB" w:color="auto" w:val="clear"/>
+              </w:rPr>
+              <w:t xml:space="preserve">faltas</w:t>
+            </w:r>
+            <w:r>
+              <w:t xml:space="preserve">. </w:t>
+            </w:r>
+            <w:r>
+              <w:rPr>
+                <w:b/>
+                <w:bCs/>
+              </w:rPr>
+              <w:t xml:space="preserve">Faltas:</w:t>
+            </w:r>
+            <w:r>
+              <w:t xml:space="preserve"> </w:t>
+            </w:r>
+            <w:r>
+              <w:rPr>
+                <w:rFonts w:ascii="Consolas" w:cs="Consolas" w:eastAsia="Consolas" w:hAnsi="Consolas"/>
+                <w:color w:val="6A1BBF"/>
+                <w:sz w:val="18"/>
+                <w:szCs w:val="18"/>
+                <w:shd w:fill="F1ECFB" w:color="auto" w:val="clear"/>
+              </w:rPr>
+              <w:t xml:space="preserve">porDia</w:t>
             </w:r>
             <w:r>
               <w:t xml:space="preserve">, </w:t>
@@ -1254,7 +1254,33 @@
                 <w:szCs w:val="18"/>
                 <w:shd w:fill="F1ECFB" w:color="auto" w:val="clear"/>
               </w:rPr>
-              <w:t xml:space="preserve">porDiaSemana</w:t>
+              <w:t xml:space="preserve">anterior</w:t>
+            </w:r>
+            <w:r>
+              <w:t xml:space="preserve"> (totais do período anterior de mesmo tamanho), </w:t>
+            </w:r>
+            <w:r>
+              <w:rPr>
+                <w:rFonts w:ascii="Consolas" w:cs="Consolas" w:eastAsia="Consolas" w:hAnsi="Consolas"/>
+                <w:color w:val="6A1BBF"/>
+                <w:sz w:val="18"/>
+                <w:szCs w:val="18"/>
+                <w:shd w:fill="F1ECFB" w:color="auto" w:val="clear"/>
+              </w:rPr>
+              <w:t xml:space="preserve">calor</w:t>
+            </w:r>
+            <w:r>
+              <w:t xml:space="preserve"> (dia da semana × hora), </w:t>
+            </w:r>
+            <w:r>
+              <w:rPr>
+                <w:rFonts w:ascii="Consolas" w:cs="Consolas" w:eastAsia="Consolas" w:hAnsi="Consolas"/>
+                <w:color w:val="6A1BBF"/>
+                <w:sz w:val="18"/>
+                <w:szCs w:val="18"/>
+                <w:shd w:fill="F1ECFB" w:color="auto" w:val="clear"/>
+              </w:rPr>
+              <w:t xml:space="preserve">porNumero</w:t>
             </w:r>
             <w:r>
               <w:t xml:space="preserve">, </w:t>
@@ -1267,72 +1293,105 @@
                 <w:szCs w:val="18"/>
                 <w:shd w:fill="F1ECFB" w:color="auto" w:val="clear"/>
               </w:rPr>
-              <w:t xml:space="preserve">porProfissional</w:t>
-            </w:r>
-            <w:r>
-              <w:t xml:space="preserve"> (top 30), </w:t>
-            </w:r>
-            <w:r>
-              <w:rPr>
-                <w:rFonts w:ascii="Consolas" w:cs="Consolas" w:eastAsia="Consolas" w:hAnsi="Consolas"/>
-                <w:color w:val="6A1BBF"/>
-                <w:sz w:val="18"/>
-                <w:szCs w:val="18"/>
-                <w:shd w:fill="F1ECFB" w:color="auto" w:val="clear"/>
-              </w:rPr>
-              <w:t xml:space="preserve">porTipoConsulta</w:t>
-            </w:r>
-            <w:r>
-              <w:t xml:space="preserve"> (top 30), </w:t>
-            </w:r>
-            <w:r>
-              <w:rPr>
-                <w:rFonts w:ascii="Consolas" w:cs="Consolas" w:eastAsia="Consolas" w:hAnsi="Consolas"/>
-                <w:color w:val="6A1BBF"/>
-                <w:sz w:val="18"/>
-                <w:szCs w:val="18"/>
-                <w:shd w:fill="F1ECFB" w:color="auto" w:val="clear"/>
-              </w:rPr>
-              <w:t xml:space="preserve">porProcedimento</w:t>
-            </w:r>
-            <w:r>
-              <w:t xml:space="preserve"> (top 30), </w:t>
-            </w:r>
-            <w:r>
-              <w:rPr>
-                <w:rFonts w:ascii="Consolas" w:cs="Consolas" w:eastAsia="Consolas" w:hAnsi="Consolas"/>
-                <w:color w:val="6A1BBF"/>
-                <w:sz w:val="18"/>
-                <w:szCs w:val="18"/>
-                <w:shd w:fill="F1ECFB" w:color="auto" w:val="clear"/>
-              </w:rPr>
-              <w:t xml:space="preserve">porRotulo</w:t>
-            </w:r>
-            <w:r>
-              <w:t xml:space="preserve"> (top 20), </w:t>
-            </w:r>
-            <w:r>
-              <w:rPr>
-                <w:rFonts w:ascii="Consolas" w:cs="Consolas" w:eastAsia="Consolas" w:hAnsi="Consolas"/>
-                <w:color w:val="6A1BBF"/>
-                <w:sz w:val="18"/>
-                <w:szCs w:val="18"/>
-                <w:shd w:fill="F1ECFB" w:color="auto" w:val="clear"/>
-              </w:rPr>
-              <w:t xml:space="preserve">porPeriodo</w:t>
-            </w:r>
-            <w:r>
-              <w:t xml:space="preserve"> (manhã &lt; 12h, tarde &lt; 18h, noite), </w:t>
-            </w:r>
-            <w:r>
-              <w:rPr>
-                <w:rFonts w:ascii="Consolas" w:cs="Consolas" w:eastAsia="Consolas" w:hAnsi="Consolas"/>
-                <w:color w:val="6A1BBF"/>
-                <w:sz w:val="18"/>
-                <w:szCs w:val="18"/>
-                <w:shd w:fill="F1ECFB" w:color="auto" w:val="clear"/>
-              </w:rPr>
-              <w:t xml:space="preserve">reincidencia</w:t>
+              <w:t xml:space="preserve">porLocal</w:t>
+            </w:r>
+            <w:r>
+              <w:t xml:space="preserve"> e </w:t>
+            </w:r>
+            <w:r>
+              <w:rPr>
+                <w:rFonts w:ascii="Consolas" w:cs="Consolas" w:eastAsia="Consolas" w:hAnsi="Consolas"/>
+                <w:color w:val="6A1BBF"/>
+                <w:sz w:val="18"/>
+                <w:szCs w:val="18"/>
+                <w:shd w:fill="F1ECFB" w:color="auto" w:val="clear"/>
+              </w:rPr>
+              <w:t xml:space="preserve">porEspecialidade</w:t>
+            </w:r>
+            <w:r>
+              <w:t xml:space="preserve"> (top 15). </w:t>
+            </w:r>
+            <w:r>
+              <w:rPr>
+                <w:b/>
+                <w:bCs/>
+              </w:rPr>
+              <w:t xml:space="preserve">Auditoria</w:t>
+            </w:r>
+            <w:r>
+              <w:t xml:space="preserve"> (sucesso, horário de São Paulo): </w:t>
+            </w:r>
+            <w:r>
+              <w:rPr>
+                <w:rFonts w:ascii="Consolas" w:cs="Consolas" w:eastAsia="Consolas" w:hAnsi="Consolas"/>
+                <w:color w:val="6A1BBF"/>
+                <w:sz w:val="18"/>
+                <w:szCs w:val="18"/>
+                <w:shd w:fill="F1ECFB" w:color="auto" w:val="clear"/>
+              </w:rPr>
+              <w:t xml:space="preserve">acoes.porMes</w:t>
+            </w:r>
+            <w:r>
+              <w:t xml:space="preserve"> por tipo (bloqueio automático/painel, liberação automática/por solicitação/após o prazo), </w:t>
+            </w:r>
+            <w:r>
+              <w:rPr>
+                <w:rFonts w:ascii="Consolas" w:cs="Consolas" w:eastAsia="Consolas" w:hAnsi="Consolas"/>
+                <w:color w:val="6A1BBF"/>
+                <w:sz w:val="18"/>
+                <w:szCs w:val="18"/>
+                <w:shd w:fill="F1ECFB" w:color="auto" w:val="clear"/>
+              </w:rPr>
+              <w:t xml:space="preserve">acoes.resumo</w:t>
+            </w:r>
+            <w:r>
+              <w:t xml:space="preserve"> (bloqueios, liberações, antecipadas, falhas, dias bloqueado, dias poupados), </w:t>
+            </w:r>
+            <w:r>
+              <w:rPr>
+                <w:rFonts w:ascii="Consolas" w:cs="Consolas" w:eastAsia="Consolas" w:hAnsi="Consolas"/>
+                <w:color w:val="6A1BBF"/>
+                <w:sz w:val="18"/>
+                <w:szCs w:val="18"/>
+                <w:shd w:fill="F1ECFB" w:color="auto" w:val="clear"/>
+              </w:rPr>
+              <w:t xml:space="preserve">acoes.porUsuario</w:t>
+            </w:r>
+            <w:r>
+              <w:t xml:space="preserve"> (top 10). </w:t>
+            </w:r>
+            <w:r>
+              <w:rPr>
+                <w:b/>
+                <w:bCs/>
+              </w:rPr>
+              <w:t xml:space="preserve">Solicitações</w:t>
+            </w:r>
+            <w:r>
+              <w:t xml:space="preserve"> (pelo </w:t>
+            </w:r>
+            <w:r>
+              <w:rPr>
+                <w:rFonts w:ascii="Consolas" w:cs="Consolas" w:eastAsia="Consolas" w:hAnsi="Consolas"/>
+                <w:color w:val="6A1BBF"/>
+                <w:sz w:val="18"/>
+                <w:szCs w:val="18"/>
+                <w:shd w:fill="F1ECFB" w:color="auto" w:val="clear"/>
+              </w:rPr>
+              <w:t xml:space="preserve">SolicitadoEm</w:t>
+            </w:r>
+            <w:r>
+              <w:t xml:space="preserve">): </w:t>
+            </w:r>
+            <w:r>
+              <w:rPr>
+                <w:rFonts w:ascii="Consolas" w:cs="Consolas" w:eastAsia="Consolas" w:hAnsi="Consolas"/>
+                <w:color w:val="6A1BBF"/>
+                <w:sz w:val="18"/>
+                <w:szCs w:val="18"/>
+                <w:shd w:fill="F1ECFB" w:color="auto" w:val="clear"/>
+              </w:rPr>
+              <w:t xml:space="preserve">porStatus</w:t>
             </w:r>
             <w:r>
               <w:t xml:space="preserve">, </w:t>
@@ -1345,23 +1404,36 @@
                 <w:szCs w:val="18"/>
                 <w:shd w:fill="F1ECFB" w:color="auto" w:val="clear"/>
               </w:rPr>
-              <w:t xml:space="preserve">reincidentes</w:t>
-            </w:r>
-            <w:r>
-              <w:t xml:space="preserve"> (top 20), </w:t>
-            </w:r>
-            <w:r>
-              <w:rPr>
-                <w:rFonts w:ascii="Consolas" w:cs="Consolas" w:eastAsia="Consolas" w:hAnsi="Consolas"/>
-                <w:color w:val="6A1BBF"/>
-                <w:sz w:val="18"/>
-                <w:szCs w:val="18"/>
-                <w:shd w:fill="F1ECFB" w:color="auto" w:val="clear"/>
-              </w:rPr>
-              <w:t xml:space="preserve">linhas</w:t>
-            </w:r>
-            <w:r>
-              <w:t xml:space="preserve"> (até 5.000, para o CSV)</w:t>
+              <w:t xml:space="preserve">porDia</w:t>
+            </w:r>
+            <w:r>
+              <w:t xml:space="preserve">, </w:t>
+            </w:r>
+            <w:r>
+              <w:rPr>
+                <w:rFonts w:ascii="Consolas" w:cs="Consolas" w:eastAsia="Consolas" w:hAnsi="Consolas"/>
+                <w:color w:val="6A1BBF"/>
+                <w:sz w:val="18"/>
+                <w:szCs w:val="18"/>
+                <w:shd w:fill="F1ECFB" w:color="auto" w:val="clear"/>
+              </w:rPr>
+              <w:t xml:space="preserve">tempo</w:t>
+            </w:r>
+            <w:r>
+              <w:t xml:space="preserve"> (minutos até a decisão e até a liberação, aprovadas, recusadas), </w:t>
+            </w:r>
+            <w:r>
+              <w:rPr>
+                <w:rFonts w:ascii="Consolas" w:cs="Consolas" w:eastAsia="Consolas" w:hAnsi="Consolas"/>
+                <w:color w:val="6A1BBF"/>
+                <w:sz w:val="18"/>
+                <w:szCs w:val="18"/>
+                <w:shd w:fill="F1ECFB" w:color="auto" w:val="clear"/>
+              </w:rPr>
+              <w:t xml:space="preserve">porSolicitante</w:t>
+            </w:r>
+            <w:r>
+              <w:t xml:space="preserve"> (top 10)</w:t>
             </w:r>
           </w:p>
         </w:tc>
@@ -1393,7 +1465,7 @@
                 <w:szCs w:val="18"/>
                 <w:shd w:fill="F1ECFB" w:color="auto" w:val="clear"/>
               </w:rPr>
-              <w:t xml:space="preserve">acoes</w:t>
+              <w:t xml:space="preserve">faltas</w:t>
             </w:r>
           </w:p>
         </w:tc>
@@ -1436,82 +1508,7 @@
               <w:t xml:space="preserve">ate</w:t>
             </w:r>
             <w:r>
-              <w:t xml:space="preserve">, </w:t>
-            </w:r>
-            <w:r>
-              <w:rPr>
-                <w:rFonts w:ascii="Consolas" w:cs="Consolas" w:eastAsia="Consolas" w:hAnsi="Consolas"/>
-                <w:color w:val="6A1BBF"/>
-                <w:sz w:val="18"/>
-                <w:szCs w:val="18"/>
-                <w:shd w:fill="F1ECFB" w:color="auto" w:val="clear"/>
-              </w:rPr>
-              <w:t xml:space="preserve">acao</w:t>
-            </w:r>
-            <w:r>
-              <w:t xml:space="preserve">, </w:t>
-            </w:r>
-            <w:r>
-              <w:rPr>
-                <w:rFonts w:ascii="Consolas" w:cs="Consolas" w:eastAsia="Consolas" w:hAnsi="Consolas"/>
-                <w:color w:val="6A1BBF"/>
-                <w:sz w:val="18"/>
-                <w:szCs w:val="18"/>
-                <w:shd w:fill="F1ECFB" w:color="auto" w:val="clear"/>
-              </w:rPr>
-              <w:t xml:space="preserve">origem</w:t>
-            </w:r>
-            <w:r>
-              <w:t xml:space="preserve">, </w:t>
-            </w:r>
-            <w:r>
-              <w:rPr>
-                <w:rFonts w:ascii="Consolas" w:cs="Consolas" w:eastAsia="Consolas" w:hAnsi="Consolas"/>
-                <w:color w:val="6A1BBF"/>
-                <w:sz w:val="18"/>
-                <w:szCs w:val="18"/>
-                <w:shd w:fill="F1ECFB" w:color="auto" w:val="clear"/>
-              </w:rPr>
-              <w:t xml:space="preserve">resultado</w:t>
-            </w:r>
-            <w:r>
-              <w:t xml:space="preserve">, </w:t>
-            </w:r>
-            <w:r>
-              <w:rPr>
-                <w:rFonts w:ascii="Consolas" w:cs="Consolas" w:eastAsia="Consolas" w:hAnsi="Consolas"/>
-                <w:color w:val="6A1BBF"/>
-                <w:sz w:val="18"/>
-                <w:szCs w:val="18"/>
-                <w:shd w:fill="F1ECFB" w:color="auto" w:val="clear"/>
-              </w:rPr>
-              <w:t xml:space="preserve">usuario</w:t>
-            </w:r>
-            <w:r>
-              <w:t xml:space="preserve">, </w:t>
-            </w:r>
-            <w:r>
-              <w:rPr>
-                <w:rFonts w:ascii="Consolas" w:cs="Consolas" w:eastAsia="Consolas" w:hAnsi="Consolas"/>
-                <w:color w:val="6A1BBF"/>
-                <w:sz w:val="18"/>
-                <w:szCs w:val="18"/>
-                <w:shd w:fill="F1ECFB" w:color="auto" w:val="clear"/>
-              </w:rPr>
-              <w:t xml:space="preserve">paciente</w:t>
-            </w:r>
-            <w:r>
-              <w:t xml:space="preserve">, </w:t>
-            </w:r>
-            <w:r>
-              <w:rPr>
-                <w:rFonts w:ascii="Consolas" w:cs="Consolas" w:eastAsia="Consolas" w:hAnsi="Consolas"/>
-                <w:color w:val="6A1BBF"/>
-                <w:sz w:val="18"/>
-                <w:szCs w:val="18"/>
-                <w:shd w:fill="F1ECFB" w:color="auto" w:val="clear"/>
-              </w:rPr>
-              <w:t xml:space="preserve">page</w:t>
+              <w:t xml:space="preserve"> (padrão: ciclo atual até hoje)</w:t>
             </w:r>
           </w:p>
         </w:tc>
@@ -1538,7 +1535,33 @@
                 <w:szCs w:val="18"/>
                 <w:shd w:fill="F1ECFB" w:color="auto" w:val="clear"/>
               </w:rPr>
-              <w:t xml:space="preserve">contagem</w:t>
+              <w:t xml:space="preserve">total</w:t>
+            </w:r>
+            <w:r>
+              <w:t xml:space="preserve"> (com </w:t>
+            </w:r>
+            <w:r>
+              <w:rPr>
+                <w:rFonts w:ascii="Consolas" w:cs="Consolas" w:eastAsia="Consolas" w:hAnsi="Consolas"/>
+                <w:color w:val="6A1BBF"/>
+                <w:sz w:val="18"/>
+                <w:szCs w:val="18"/>
+                <w:shd w:fill="F1ECFB" w:color="auto" w:val="clear"/>
+              </w:rPr>
+              <w:t xml:space="preserve">comProcedimento</w:t>
+            </w:r>
+            <w:r>
+              <w:t xml:space="preserve">), </w:t>
+            </w:r>
+            <w:r>
+              <w:rPr>
+                <w:rFonts w:ascii="Consolas" w:cs="Consolas" w:eastAsia="Consolas" w:hAnsi="Consolas"/>
+                <w:color w:val="6A1BBF"/>
+                <w:sz w:val="18"/>
+                <w:szCs w:val="18"/>
+                <w:shd w:fill="F1ECFB" w:color="auto" w:val="clear"/>
+              </w:rPr>
+              <w:t xml:space="preserve">porMes</w:t>
             </w:r>
             <w:r>
               <w:t xml:space="preserve">, </w:t>
@@ -1551,23 +1574,114 @@
                 <w:szCs w:val="18"/>
                 <w:shd w:fill="F1ECFB" w:color="auto" w:val="clear"/>
               </w:rPr>
-              <w:t xml:space="preserve">items</w:t>
-            </w:r>
-            <w:r>
-              <w:t xml:space="preserve"> (50 por página), </w:t>
-            </w:r>
-            <w:r>
-              <w:rPr>
-                <w:rFonts w:ascii="Consolas" w:cs="Consolas" w:eastAsia="Consolas" w:hAnsi="Consolas"/>
-                <w:color w:val="6A1BBF"/>
-                <w:sz w:val="18"/>
-                <w:szCs w:val="18"/>
-                <w:shd w:fill="F1ECFB" w:color="auto" w:val="clear"/>
-              </w:rPr>
-              <w:t xml:space="preserve">usuarios</w:t>
-            </w:r>
-            <w:r>
-              <w:t xml:space="preserve"> (para o filtro)</w:t>
+              <w:t xml:space="preserve">porDiaSemana</w:t>
+            </w:r>
+            <w:r>
+              <w:t xml:space="preserve">, </w:t>
+            </w:r>
+            <w:r>
+              <w:rPr>
+                <w:rFonts w:ascii="Consolas" w:cs="Consolas" w:eastAsia="Consolas" w:hAnsi="Consolas"/>
+                <w:color w:val="6A1BBF"/>
+                <w:sz w:val="18"/>
+                <w:szCs w:val="18"/>
+                <w:shd w:fill="F1ECFB" w:color="auto" w:val="clear"/>
+              </w:rPr>
+              <w:t xml:space="preserve">porProfissional</w:t>
+            </w:r>
+            <w:r>
+              <w:t xml:space="preserve"> (top 30), </w:t>
+            </w:r>
+            <w:r>
+              <w:rPr>
+                <w:rFonts w:ascii="Consolas" w:cs="Consolas" w:eastAsia="Consolas" w:hAnsi="Consolas"/>
+                <w:color w:val="6A1BBF"/>
+                <w:sz w:val="18"/>
+                <w:szCs w:val="18"/>
+                <w:shd w:fill="F1ECFB" w:color="auto" w:val="clear"/>
+              </w:rPr>
+              <w:t xml:space="preserve">porTipoConsulta</w:t>
+            </w:r>
+            <w:r>
+              <w:t xml:space="preserve"> (top 30), </w:t>
+            </w:r>
+            <w:r>
+              <w:rPr>
+                <w:rFonts w:ascii="Consolas" w:cs="Consolas" w:eastAsia="Consolas" w:hAnsi="Consolas"/>
+                <w:color w:val="6A1BBF"/>
+                <w:sz w:val="18"/>
+                <w:szCs w:val="18"/>
+                <w:shd w:fill="F1ECFB" w:color="auto" w:val="clear"/>
+              </w:rPr>
+              <w:t xml:space="preserve">porProcedimento</w:t>
+            </w:r>
+            <w:r>
+              <w:t xml:space="preserve"> (top 30), </w:t>
+            </w:r>
+            <w:r>
+              <w:rPr>
+                <w:rFonts w:ascii="Consolas" w:cs="Consolas" w:eastAsia="Consolas" w:hAnsi="Consolas"/>
+                <w:color w:val="6A1BBF"/>
+                <w:sz w:val="18"/>
+                <w:szCs w:val="18"/>
+                <w:shd w:fill="F1ECFB" w:color="auto" w:val="clear"/>
+              </w:rPr>
+              <w:t xml:space="preserve">porRotulo</w:t>
+            </w:r>
+            <w:r>
+              <w:t xml:space="preserve"> (top 20), </w:t>
+            </w:r>
+            <w:r>
+              <w:rPr>
+                <w:rFonts w:ascii="Consolas" w:cs="Consolas" w:eastAsia="Consolas" w:hAnsi="Consolas"/>
+                <w:color w:val="6A1BBF"/>
+                <w:sz w:val="18"/>
+                <w:szCs w:val="18"/>
+                <w:shd w:fill="F1ECFB" w:color="auto" w:val="clear"/>
+              </w:rPr>
+              <w:t xml:space="preserve">porPeriodo</w:t>
+            </w:r>
+            <w:r>
+              <w:t xml:space="preserve"> (manhã &lt; 12h, tarde &lt; 18h, noite), </w:t>
+            </w:r>
+            <w:r>
+              <w:rPr>
+                <w:rFonts w:ascii="Consolas" w:cs="Consolas" w:eastAsia="Consolas" w:hAnsi="Consolas"/>
+                <w:color w:val="6A1BBF"/>
+                <w:sz w:val="18"/>
+                <w:szCs w:val="18"/>
+                <w:shd w:fill="F1ECFB" w:color="auto" w:val="clear"/>
+              </w:rPr>
+              <w:t xml:space="preserve">reincidencia</w:t>
+            </w:r>
+            <w:r>
+              <w:t xml:space="preserve">, </w:t>
+            </w:r>
+            <w:r>
+              <w:rPr>
+                <w:rFonts w:ascii="Consolas" w:cs="Consolas" w:eastAsia="Consolas" w:hAnsi="Consolas"/>
+                <w:color w:val="6A1BBF"/>
+                <w:sz w:val="18"/>
+                <w:szCs w:val="18"/>
+                <w:shd w:fill="F1ECFB" w:color="auto" w:val="clear"/>
+              </w:rPr>
+              <w:t xml:space="preserve">reincidentes</w:t>
+            </w:r>
+            <w:r>
+              <w:t xml:space="preserve"> (top 20), </w:t>
+            </w:r>
+            <w:r>
+              <w:rPr>
+                <w:rFonts w:ascii="Consolas" w:cs="Consolas" w:eastAsia="Consolas" w:hAnsi="Consolas"/>
+                <w:color w:val="6A1BBF"/>
+                <w:sz w:val="18"/>
+                <w:szCs w:val="18"/>
+                <w:shd w:fill="F1ECFB" w:color="auto" w:val="clear"/>
+              </w:rPr>
+              <w:t xml:space="preserve">linhas</w:t>
+            </w:r>
+            <w:r>
+              <w:t xml:space="preserve"> (até 5.000, para o CSV)</w:t>
             </w:r>
           </w:p>
         </w:tc>
@@ -1598,7 +1712,7 @@
                 <w:szCs w:val="18"/>
                 <w:shd w:fill="F1ECFB" w:color="auto" w:val="clear"/>
               </w:rPr>
-              <w:t xml:space="preserve">parametros</w:t>
+              <w:t xml:space="preserve">acoes</w:t>
             </w:r>
           </w:p>
         </w:tc>
@@ -1617,7 +1731,105 @@
               <w:spacing w:after="40" w:before="40"/>
             </w:pPr>
             <w:r>
-              <w:t xml:space="preserve">—</w:t>
+              <w:rPr>
+                <w:rFonts w:ascii="Consolas" w:cs="Consolas" w:eastAsia="Consolas" w:hAnsi="Consolas"/>
+                <w:color w:val="6A1BBF"/>
+                <w:sz w:val="18"/>
+                <w:szCs w:val="18"/>
+                <w:shd w:fill="F1ECFB" w:color="auto" w:val="clear"/>
+              </w:rPr>
+              <w:t xml:space="preserve">de</w:t>
+            </w:r>
+            <w:r>
+              <w:t xml:space="preserve">, </w:t>
+            </w:r>
+            <w:r>
+              <w:rPr>
+                <w:rFonts w:ascii="Consolas" w:cs="Consolas" w:eastAsia="Consolas" w:hAnsi="Consolas"/>
+                <w:color w:val="6A1BBF"/>
+                <w:sz w:val="18"/>
+                <w:szCs w:val="18"/>
+                <w:shd w:fill="F1ECFB" w:color="auto" w:val="clear"/>
+              </w:rPr>
+              <w:t xml:space="preserve">ate</w:t>
+            </w:r>
+            <w:r>
+              <w:t xml:space="preserve">, </w:t>
+            </w:r>
+            <w:r>
+              <w:rPr>
+                <w:rFonts w:ascii="Consolas" w:cs="Consolas" w:eastAsia="Consolas" w:hAnsi="Consolas"/>
+                <w:color w:val="6A1BBF"/>
+                <w:sz w:val="18"/>
+                <w:szCs w:val="18"/>
+                <w:shd w:fill="F1ECFB" w:color="auto" w:val="clear"/>
+              </w:rPr>
+              <w:t xml:space="preserve">acao</w:t>
+            </w:r>
+            <w:r>
+              <w:t xml:space="preserve">, </w:t>
+            </w:r>
+            <w:r>
+              <w:rPr>
+                <w:rFonts w:ascii="Consolas" w:cs="Consolas" w:eastAsia="Consolas" w:hAnsi="Consolas"/>
+                <w:color w:val="6A1BBF"/>
+                <w:sz w:val="18"/>
+                <w:szCs w:val="18"/>
+                <w:shd w:fill="F1ECFB" w:color="auto" w:val="clear"/>
+              </w:rPr>
+              <w:t xml:space="preserve">origem</w:t>
+            </w:r>
+            <w:r>
+              <w:t xml:space="preserve">, </w:t>
+            </w:r>
+            <w:r>
+              <w:rPr>
+                <w:rFonts w:ascii="Consolas" w:cs="Consolas" w:eastAsia="Consolas" w:hAnsi="Consolas"/>
+                <w:color w:val="6A1BBF"/>
+                <w:sz w:val="18"/>
+                <w:szCs w:val="18"/>
+                <w:shd w:fill="F1ECFB" w:color="auto" w:val="clear"/>
+              </w:rPr>
+              <w:t xml:space="preserve">resultado</w:t>
+            </w:r>
+            <w:r>
+              <w:t xml:space="preserve">, </w:t>
+            </w:r>
+            <w:r>
+              <w:rPr>
+                <w:rFonts w:ascii="Consolas" w:cs="Consolas" w:eastAsia="Consolas" w:hAnsi="Consolas"/>
+                <w:color w:val="6A1BBF"/>
+                <w:sz w:val="18"/>
+                <w:szCs w:val="18"/>
+                <w:shd w:fill="F1ECFB" w:color="auto" w:val="clear"/>
+              </w:rPr>
+              <w:t xml:space="preserve">usuario</w:t>
+            </w:r>
+            <w:r>
+              <w:t xml:space="preserve">, </w:t>
+            </w:r>
+            <w:r>
+              <w:rPr>
+                <w:rFonts w:ascii="Consolas" w:cs="Consolas" w:eastAsia="Consolas" w:hAnsi="Consolas"/>
+                <w:color w:val="6A1BBF"/>
+                <w:sz w:val="18"/>
+                <w:szCs w:val="18"/>
+                <w:shd w:fill="F1ECFB" w:color="auto" w:val="clear"/>
+              </w:rPr>
+              <w:t xml:space="preserve">paciente</w:t>
+            </w:r>
+            <w:r>
+              <w:t xml:space="preserve">, </w:t>
+            </w:r>
+            <w:r>
+              <w:rPr>
+                <w:rFonts w:ascii="Consolas" w:cs="Consolas" w:eastAsia="Consolas" w:hAnsi="Consolas"/>
+                <w:color w:val="6A1BBF"/>
+                <w:sz w:val="18"/>
+                <w:szCs w:val="18"/>
+                <w:shd w:fill="F1ECFB" w:color="auto" w:val="clear"/>
+              </w:rPr>
+              <w:t xml:space="preserve">page</w:t>
             </w:r>
           </w:p>
         </w:tc>
@@ -1643,6 +1855,114 @@
                 <w:szCs w:val="18"/>
                 <w:shd w:fill="F1ECFB" w:color="auto" w:val="clear"/>
               </w:rPr>
+              <w:t xml:space="preserve">contagem</w:t>
+            </w:r>
+            <w:r>
+              <w:t xml:space="preserve">, </w:t>
+            </w:r>
+            <w:r>
+              <w:rPr>
+                <w:rFonts w:ascii="Consolas" w:cs="Consolas" w:eastAsia="Consolas" w:hAnsi="Consolas"/>
+                <w:color w:val="6A1BBF"/>
+                <w:sz w:val="18"/>
+                <w:szCs w:val="18"/>
+                <w:shd w:fill="F1ECFB" w:color="auto" w:val="clear"/>
+              </w:rPr>
+              <w:t xml:space="preserve">items</w:t>
+            </w:r>
+            <w:r>
+              <w:t xml:space="preserve"> (50 por página), </w:t>
+            </w:r>
+            <w:r>
+              <w:rPr>
+                <w:rFonts w:ascii="Consolas" w:cs="Consolas" w:eastAsia="Consolas" w:hAnsi="Consolas"/>
+                <w:color w:val="6A1BBF"/>
+                <w:sz w:val="18"/>
+                <w:szCs w:val="18"/>
+                <w:shd w:fill="F1ECFB" w:color="auto" w:val="clear"/>
+              </w:rPr>
+              <w:t xml:space="preserve">usuarios</w:t>
+            </w:r>
+            <w:r>
+              <w:t xml:space="preserve"> (para o filtro)</w:t>
+            </w:r>
+          </w:p>
+        </w:tc>
+      </w:tr>
+      <w:tr>
+        <w:trPr>
+          <w:cantSplit/>
+        </w:trPr>
+        <w:tc>
+          <w:tcPr>
+            <w:tcW w:type="dxa" w:w="908"/>
+            <w:shd w:fill="F6F4FE" w:color="auto" w:val="clear"/>
+            <w:tcMar>
+              <w:top w:type="dxa" w:w="60"/>
+              <w:left w:type="dxa" w:w="100"/>
+              <w:bottom w:type="dxa" w:w="60"/>
+              <w:right w:type="dxa" w:w="100"/>
+            </w:tcMar>
+          </w:tcPr>
+          <w:p>
+            <w:pPr>
+              <w:spacing w:after="40" w:before="40"/>
+            </w:pPr>
+            <w:r>
+              <w:rPr>
+                <w:rFonts w:ascii="Consolas" w:cs="Consolas" w:eastAsia="Consolas" w:hAnsi="Consolas"/>
+                <w:color w:val="6A1BBF"/>
+                <w:sz w:val="18"/>
+                <w:szCs w:val="18"/>
+                <w:shd w:fill="F1ECFB" w:color="auto" w:val="clear"/>
+              </w:rPr>
+              <w:t xml:space="preserve">parametros</w:t>
+            </w:r>
+          </w:p>
+        </w:tc>
+        <w:tc>
+          <w:tcPr>
+            <w:tcW w:type="dxa" w:w="3985"/>
+            <w:shd w:fill="F6F4FE" w:color="auto" w:val="clear"/>
+            <w:tcMar>
+              <w:top w:type="dxa" w:w="60"/>
+              <w:left w:type="dxa" w:w="100"/>
+              <w:bottom w:type="dxa" w:w="60"/>
+              <w:right w:type="dxa" w:w="100"/>
+            </w:tcMar>
+          </w:tcPr>
+          <w:p>
+            <w:pPr>
+              <w:spacing w:after="40" w:before="40"/>
+            </w:pPr>
+            <w:r>
+              <w:t xml:space="preserve">—</w:t>
+            </w:r>
+          </w:p>
+        </w:tc>
+        <w:tc>
+          <w:tcPr>
+            <w:tcW w:type="dxa" w:w="4745"/>
+            <w:shd w:fill="F6F4FE" w:color="auto" w:val="clear"/>
+            <w:tcMar>
+              <w:top w:type="dxa" w:w="60"/>
+              <w:left w:type="dxa" w:w="100"/>
+              <w:bottom w:type="dxa" w:w="60"/>
+              <w:right w:type="dxa" w:w="100"/>
+            </w:tcMar>
+          </w:tcPr>
+          <w:p>
+            <w:pPr>
+              <w:spacing w:after="40" w:before="40"/>
+            </w:pPr>
+            <w:r>
+              <w:rPr>
+                <w:rFonts w:ascii="Consolas" w:cs="Consolas" w:eastAsia="Consolas" w:hAnsi="Consolas"/>
+                <w:color w:val="6A1BBF"/>
+                <w:sz w:val="18"/>
+                <w:szCs w:val="18"/>
+                <w:shd w:fill="F1ECFB" w:color="auto" w:val="clear"/>
+              </w:rPr>
               <w:t xml:space="preserve">regra</w:t>
             </w:r>
             <w:r>
@@ -1794,11 +2114,11 @@
       <w:pPr>
         <w:pStyle w:val="Heading2"/>
       </w:pPr>
-      <w:bookmarkStart w:name="_Toc82" w:id="82"/>
+      <w:bookmarkStart w:name="_Toc83" w:id="83"/>
       <w:r>
         <w:t xml:space="preserve">Situação de cada paciente</w:t>
       </w:r>
-      <w:bookmarkEnd w:id="82"/>
+      <w:bookmarkEnd w:id="83"/>
     </w:p>
     <w:p>
       <w:pPr>
@@ -2296,11 +2616,11 @@
       <w:pPr>
         <w:pStyle w:val="Heading2"/>
       </w:pPr>
-      <w:bookmarkStart w:name="_Toc83" w:id="83"/>
+      <w:bookmarkStart w:name="_Toc84" w:id="84"/>
       <w:r>
         <w:t xml:space="preserve">Dados sensíveis</w:t>
       </w:r>
-      <w:bookmarkEnd w:id="83"/>
+      <w:bookmarkEnd w:id="84"/>
     </w:p>
     <w:p>
       <w:pPr>

--- a/docs/word/08 - Fluxo de leitura.docx
+++ b/docs/word/08 - Fluxo de leitura.docx
@@ -12,7 +12,7 @@
           <wp:inline distT="0" distB="0" distL="0" distR="0">
             <wp:extent cx="2286000" cy="847725"/>
             <wp:effectExtent t="0" r="0" b="0" l="0"/>
-            <wp:docPr id="23" name="" descr="" title=""/>
+            <wp:docPr id="24" name="" descr="" title=""/>
             <wp:cNvGraphicFramePr>
               <a:graphicFrameLocks xmlns:a="http://schemas.openxmlformats.org/drawingml/2006/main" noChangeAspect="1"/>
             </wp:cNvGraphicFramePr>
@@ -92,7 +92,7 @@
           <w:sz w:val="22"/>
           <w:szCs w:val="22"/>
         </w:rPr>
-        <w:t xml:space="preserve">Atualizado em 23 de outubro de 2026</w:t>
+        <w:t xml:space="preserve">Atualizado em 28 de outubro de 2026</w:t>
       </w:r>
     </w:p>
     <w:p>
@@ -118,11 +118,11 @@
       <w:pPr>
         <w:pStyle w:val="Heading1"/>
       </w:pPr>
-      <w:bookmarkStart w:name="_Toc77" w:id="77"/>
+      <w:bookmarkStart w:name="_Toc81" w:id="81"/>
       <w:r>
         <w:t xml:space="preserve">Sumário</w:t>
       </w:r>
-      <w:bookmarkEnd w:id="77"/>
+      <w:bookmarkEnd w:id="81"/>
     </w:p>
     <w:p>
       <w:r>
@@ -153,7 +153,7 @@
             <w:instrText xml:space="preserve">TOC \h \o "1-2"</w:instrText>
             <w:fldChar w:fldCharType="separate"/>
           </w:r>
-          <w:hyperlink w:history="1" w:anchor="_Toc77">
+          <w:hyperlink w:history="1" w:anchor="_Toc81">
             <w:r>
               <w:t xml:space="preserve">Sumário</w:t>
             </w:r>
@@ -162,7 +162,7 @@
             </w:r>
             <w:r>
               <w:fldChar w:fldCharType="begin" w:dirty="true"/>
-              <w:instrText xml:space="preserve">PAGEREF _Toc77 \h</w:instrText>
+              <w:instrText xml:space="preserve">PAGEREF _Toc81 \h</w:instrText>
               <w:fldChar w:fldCharType="separate"/>
               <w:fldChar w:fldCharType="end"/>
             </w:r>
@@ -175,101 +175,9 @@
               <w:tab w:val="right" w:pos="9638" w:leader="dot"/>
             </w:tabs>
           </w:pPr>
-          <w:hyperlink w:history="1" w:anchor="_Toc78">
+          <w:hyperlink w:history="1" w:anchor="_Toc82">
             <w:r>
               <w:t xml:space="preserve">Workflow CNN Painel - Leitura</w:t>
-            </w:r>
-            <w:r>
-              <w:tab/>
-            </w:r>
-            <w:r>
-              <w:fldChar w:fldCharType="begin" w:dirty="true"/>
-              <w:instrText xml:space="preserve">PAGEREF _Toc78 \h</w:instrText>
-              <w:fldChar w:fldCharType="separate"/>
-              <w:fldChar w:fldCharType="end"/>
-            </w:r>
-          </w:hyperlink>
-        </w:p>
-        <w:p>
-          <w:pPr>
-            <w:pStyle w:val="TOC2"/>
-            <w:tabs>
-              <w:tab w:val="right" w:pos="9638" w:leader="dot"/>
-            </w:tabs>
-            <w:ind w:left="220"/>
-          </w:pPr>
-          <w:hyperlink w:history="1" w:anchor="_Toc79">
-            <w:r>
-              <w:t xml:space="preserve">Para que serve</w:t>
-            </w:r>
-            <w:r>
-              <w:tab/>
-            </w:r>
-            <w:r>
-              <w:fldChar w:fldCharType="begin" w:dirty="true"/>
-              <w:instrText xml:space="preserve">PAGEREF _Toc79 \h</w:instrText>
-              <w:fldChar w:fldCharType="separate"/>
-              <w:fldChar w:fldCharType="end"/>
-            </w:r>
-          </w:hyperlink>
-        </w:p>
-        <w:p>
-          <w:pPr>
-            <w:pStyle w:val="TOC2"/>
-            <w:tabs>
-              <w:tab w:val="right" w:pos="9638" w:leader="dot"/>
-            </w:tabs>
-            <w:ind w:left="220"/>
-          </w:pPr>
-          <w:hyperlink w:history="1" w:anchor="_Toc80">
-            <w:r>
-              <w:t xml:space="preserve">Quando roda</w:t>
-            </w:r>
-            <w:r>
-              <w:tab/>
-            </w:r>
-            <w:r>
-              <w:fldChar w:fldCharType="begin" w:dirty="true"/>
-              <w:instrText xml:space="preserve">PAGEREF _Toc80 \h</w:instrText>
-              <w:fldChar w:fldCharType="separate"/>
-              <w:fldChar w:fldCharType="end"/>
-            </w:r>
-          </w:hyperlink>
-        </w:p>
-        <w:p>
-          <w:pPr>
-            <w:pStyle w:val="TOC2"/>
-            <w:tabs>
-              <w:tab w:val="right" w:pos="9638" w:leader="dot"/>
-            </w:tabs>
-            <w:ind w:left="220"/>
-          </w:pPr>
-          <w:hyperlink w:history="1" w:anchor="_Toc81">
-            <w:r>
-              <w:t xml:space="preserve">Fluxograma</w:t>
-            </w:r>
-            <w:r>
-              <w:tab/>
-            </w:r>
-            <w:r>
-              <w:fldChar w:fldCharType="begin" w:dirty="true"/>
-              <w:instrText xml:space="preserve">PAGEREF _Toc81 \h</w:instrText>
-              <w:fldChar w:fldCharType="separate"/>
-              <w:fldChar w:fldCharType="end"/>
-            </w:r>
-          </w:hyperlink>
-        </w:p>
-        <w:p>
-          <w:pPr>
-            <w:pStyle w:val="TOC2"/>
-            <w:tabs>
-              <w:tab w:val="right" w:pos="9638" w:leader="dot"/>
-            </w:tabs>
-            <w:ind w:left="220"/>
-          </w:pPr>
-          <w:hyperlink w:history="1" w:anchor="_Toc82">
-            <w:r>
-              <w:t xml:space="preserve">Ações</w:t>
             </w:r>
             <w:r>
               <w:tab/>
@@ -292,7 +200,7 @@
           </w:pPr>
           <w:hyperlink w:history="1" w:anchor="_Toc83">
             <w:r>
-              <w:t xml:space="preserve">Situação de cada paciente</w:t>
+              <w:t xml:space="preserve">Para que serve</w:t>
             </w:r>
             <w:r>
               <w:tab/>
@@ -315,7 +223,7 @@
           </w:pPr>
           <w:hyperlink w:history="1" w:anchor="_Toc84">
             <w:r>
-              <w:t xml:space="preserve">Dados sensíveis</w:t>
+              <w:t xml:space="preserve">Quando roda</w:t>
             </w:r>
             <w:r>
               <w:tab/>
@@ -323,6 +231,121 @@
             <w:r>
               <w:fldChar w:fldCharType="begin" w:dirty="true"/>
               <w:instrText xml:space="preserve">PAGEREF _Toc84 \h</w:instrText>
+              <w:fldChar w:fldCharType="separate"/>
+              <w:fldChar w:fldCharType="end"/>
+            </w:r>
+          </w:hyperlink>
+        </w:p>
+        <w:p>
+          <w:pPr>
+            <w:pStyle w:val="TOC2"/>
+            <w:tabs>
+              <w:tab w:val="right" w:pos="9638" w:leader="dot"/>
+            </w:tabs>
+            <w:ind w:left="220"/>
+          </w:pPr>
+          <w:hyperlink w:history="1" w:anchor="_Toc85">
+            <w:r>
+              <w:t xml:space="preserve">Fluxograma</w:t>
+            </w:r>
+            <w:r>
+              <w:tab/>
+            </w:r>
+            <w:r>
+              <w:fldChar w:fldCharType="begin" w:dirty="true"/>
+              <w:instrText xml:space="preserve">PAGEREF _Toc85 \h</w:instrText>
+              <w:fldChar w:fldCharType="separate"/>
+              <w:fldChar w:fldCharType="end"/>
+            </w:r>
+          </w:hyperlink>
+        </w:p>
+        <w:p>
+          <w:pPr>
+            <w:pStyle w:val="TOC2"/>
+            <w:tabs>
+              <w:tab w:val="right" w:pos="9638" w:leader="dot"/>
+            </w:tabs>
+            <w:ind w:left="220"/>
+          </w:pPr>
+          <w:hyperlink w:history="1" w:anchor="_Toc86">
+            <w:r>
+              <w:t xml:space="preserve">Unidade</w:t>
+            </w:r>
+            <w:r>
+              <w:tab/>
+            </w:r>
+            <w:r>
+              <w:fldChar w:fldCharType="begin" w:dirty="true"/>
+              <w:instrText xml:space="preserve">PAGEREF _Toc86 \h</w:instrText>
+              <w:fldChar w:fldCharType="separate"/>
+              <w:fldChar w:fldCharType="end"/>
+            </w:r>
+          </w:hyperlink>
+        </w:p>
+        <w:p>
+          <w:pPr>
+            <w:pStyle w:val="TOC2"/>
+            <w:tabs>
+              <w:tab w:val="right" w:pos="9638" w:leader="dot"/>
+            </w:tabs>
+            <w:ind w:left="220"/>
+          </w:pPr>
+          <w:hyperlink w:history="1" w:anchor="_Toc87">
+            <w:r>
+              <w:t xml:space="preserve">Ações</w:t>
+            </w:r>
+            <w:r>
+              <w:tab/>
+            </w:r>
+            <w:r>
+              <w:fldChar w:fldCharType="begin" w:dirty="true"/>
+              <w:instrText xml:space="preserve">PAGEREF _Toc87 \h</w:instrText>
+              <w:fldChar w:fldCharType="separate"/>
+              <w:fldChar w:fldCharType="end"/>
+            </w:r>
+          </w:hyperlink>
+        </w:p>
+        <w:p>
+          <w:pPr>
+            <w:pStyle w:val="TOC2"/>
+            <w:tabs>
+              <w:tab w:val="right" w:pos="9638" w:leader="dot"/>
+            </w:tabs>
+            <w:ind w:left="220"/>
+          </w:pPr>
+          <w:hyperlink w:history="1" w:anchor="_Toc88">
+            <w:r>
+              <w:t xml:space="preserve">Situação de cada paciente</w:t>
+            </w:r>
+            <w:r>
+              <w:tab/>
+            </w:r>
+            <w:r>
+              <w:fldChar w:fldCharType="begin" w:dirty="true"/>
+              <w:instrText xml:space="preserve">PAGEREF _Toc88 \h</w:instrText>
+              <w:fldChar w:fldCharType="separate"/>
+              <w:fldChar w:fldCharType="end"/>
+            </w:r>
+          </w:hyperlink>
+        </w:p>
+        <w:p>
+          <w:pPr>
+            <w:pStyle w:val="TOC2"/>
+            <w:tabs>
+              <w:tab w:val="right" w:pos="9638" w:leader="dot"/>
+            </w:tabs>
+            <w:ind w:left="220"/>
+          </w:pPr>
+          <w:hyperlink w:history="1" w:anchor="_Toc89">
+            <w:r>
+              <w:t xml:space="preserve">Dados sensíveis</w:t>
+            </w:r>
+            <w:r>
+              <w:tab/>
+            </w:r>
+            <w:r>
+              <w:fldChar w:fldCharType="begin" w:dirty="true"/>
+              <w:instrText xml:space="preserve">PAGEREF _Toc89 \h</w:instrText>
               <w:fldChar w:fldCharType="separate"/>
               <w:fldChar w:fldCharType="end"/>
             </w:r>
@@ -340,11 +363,11 @@
         <w:pStyle w:val="Heading1"/>
         <w:pageBreakBefore/>
       </w:pPr>
-      <w:bookmarkStart w:name="_Toc78" w:id="78"/>
+      <w:bookmarkStart w:name="_Toc82" w:id="82"/>
       <w:r>
         <w:t xml:space="preserve">Workflow CNN Painel - Leitura</w:t>
       </w:r>
-      <w:bookmarkEnd w:id="78"/>
+      <w:bookmarkEnd w:id="82"/>
     </w:p>
     <w:p>
       <w:pPr>
@@ -385,11 +408,11 @@
       <w:pPr>
         <w:pStyle w:val="Heading2"/>
       </w:pPr>
-      <w:bookmarkStart w:name="_Toc79" w:id="79"/>
+      <w:bookmarkStart w:name="_Toc83" w:id="83"/>
       <w:r>
         <w:t xml:space="preserve">Para que serve</w:t>
       </w:r>
-      <w:bookmarkEnd w:id="79"/>
+      <w:bookmarkEnd w:id="83"/>
     </w:p>
     <w:p>
       <w:pPr>
@@ -429,11 +452,11 @@
       <w:pPr>
         <w:pStyle w:val="Heading2"/>
       </w:pPr>
-      <w:bookmarkStart w:name="_Toc80" w:id="80"/>
+      <w:bookmarkStart w:name="_Toc84" w:id="84"/>
       <w:r>
         <w:t xml:space="preserve">Quando roda</w:t>
       </w:r>
-      <w:bookmarkEnd w:id="80"/>
+      <w:bookmarkEnd w:id="84"/>
     </w:p>
     <w:p>
       <w:pPr>
@@ -550,11 +573,11 @@
       <w:pPr>
         <w:pStyle w:val="Heading2"/>
       </w:pPr>
-      <w:bookmarkStart w:name="_Toc81" w:id="81"/>
+      <w:bookmarkStart w:name="_Toc85" w:id="85"/>
       <w:r>
         <w:t xml:space="preserve">Fluxograma</w:t>
       </w:r>
-      <w:bookmarkEnd w:id="81"/>
+      <w:bookmarkEnd w:id="85"/>
     </w:p>
     <w:p>
       <w:pPr>
@@ -566,7 +589,7 @@
           <wp:inline distT="0" distB="0" distL="0" distR="0">
             <wp:extent cx="2705100" cy="8572500"/>
             <wp:effectExtent t="0" r="0" b="0" l="0"/>
-            <wp:docPr id="24" name="" descr="" title=""/>
+            <wp:docPr id="25" name="" descr="" title=""/>
             <wp:cNvGraphicFramePr>
               <a:graphicFrameLocks xmlns:a="http://schemas.openxmlformats.org/drawingml/2006/main" noChangeAspect="1"/>
             </wp:cNvGraphicFramePr>
@@ -676,11 +699,113 @@
       <w:pPr>
         <w:pStyle w:val="Heading2"/>
       </w:pPr>
-      <w:bookmarkStart w:name="_Toc82" w:id="82"/>
+      <w:bookmarkStart w:name="_Toc86" w:id="86"/>
+      <w:r>
+        <w:t xml:space="preserve">Unidade</w:t>
+      </w:r>
+      <w:bookmarkEnd w:id="86"/>
+    </w:p>
+    <w:p>
+      <w:pPr>
+        <w:spacing w:after="120"/>
+      </w:pPr>
+      <w:r>
+        <w:t xml:space="preserve">Toda ação recebe </w:t>
+      </w:r>
+      <w:r>
+        <w:rPr>
+          <w:rFonts w:ascii="Consolas" w:cs="Consolas" w:eastAsia="Consolas" w:hAnsi="Consolas"/>
+          <w:color w:val="6A1BBF"/>
+          <w:sz w:val="18"/>
+          <w:szCs w:val="18"/>
+          <w:shd w:fill="F1ECFB" w:color="auto" w:val="clear"/>
+        </w:rPr>
+        <w:t xml:space="preserve">idUnidade</w:t>
+      </w:r>
+      <w:r>
+        <w:t xml:space="preserve"> e </w:t>
+      </w:r>
+      <w:r>
+        <w:rPr>
+          <w:rFonts w:ascii="Consolas" w:cs="Consolas" w:eastAsia="Consolas" w:hAnsi="Consolas"/>
+          <w:color w:val="6A1BBF"/>
+          <w:sz w:val="18"/>
+          <w:szCs w:val="18"/>
+          <w:shd w:fill="F1ECFB" w:color="auto" w:val="clear"/>
+        </w:rPr>
+        <w:t xml:space="preserve">codigoUnidade</w:t>
+      </w:r>
+      <w:r>
+        <w:t xml:space="preserve">. O </w:t>
+      </w:r>
+      <w:r>
+        <w:rPr>
+          <w:rFonts w:ascii="Consolas" w:cs="Consolas" w:eastAsia="Consolas" w:hAnsi="Consolas"/>
+          <w:color w:val="6A1BBF"/>
+          <w:sz w:val="18"/>
+          <w:szCs w:val="18"/>
+          <w:shd w:fill="F1ECFB" w:color="auto" w:val="clear"/>
+        </w:rPr>
+        <w:t xml:space="preserve">Preparar consulta</w:t>
+      </w:r>
+      <w:r>
+        <w:t xml:space="preserve"> declara </w:t>
+      </w:r>
+      <w:r>
+        <w:rPr>
+          <w:rFonts w:ascii="Consolas" w:cs="Consolas" w:eastAsia="Consolas" w:hAnsi="Consolas"/>
+          <w:color w:val="6A1BBF"/>
+          <w:sz w:val="18"/>
+          <w:szCs w:val="18"/>
+          <w:shd w:fill="F1ECFB" w:color="auto" w:val="clear"/>
+        </w:rPr>
+        <w:t xml:space="preserve">@unidade</w:t>
+      </w:r>
+      <w:r>
+        <w:t xml:space="preserve"> no começo do SQL, e </w:t>
+      </w:r>
+      <w:r>
+        <w:rPr>
+          <w:b/>
+          <w:bCs/>
+        </w:rPr>
+        <w:t xml:space="preserve">toda</w:t>
+      </w:r>
+      <w:r>
+        <w:t xml:space="preserve"> tabela lida é filtrada por ela, inclusive os nomes de cadastro e os procedimentos. O detalhe do paciente (</w:t>
+      </w:r>
+      <w:r>
+        <w:rPr>
+          <w:rFonts w:ascii="Consolas" w:cs="Consolas" w:eastAsia="Consolas" w:hAnsi="Consolas"/>
+          <w:color w:val="6A1BBF"/>
+          <w:sz w:val="18"/>
+          <w:szCs w:val="18"/>
+          <w:shd w:fill="F1ECFB" w:color="auto" w:val="clear"/>
+        </w:rPr>
+        <w:t xml:space="preserve">paciente</w:t>
+      </w:r>
+      <w:r>
+        <w:t xml:space="preserve">) consulta o CNN com o CID da unidade; sem o CID configurado, responde 500. Ver </w:t>
+      </w:r>
+      <w:r>
+        <w:rPr>
+          <w:color w:val="1C1FC8"/>
+        </w:rPr>
+        <w:t xml:space="preserve">unidades.md</w:t>
+      </w:r>
+      <w:r>
+        <w:t xml:space="preserve">.</w:t>
+      </w:r>
+    </w:p>
+    <w:p>
+      <w:pPr>
+        <w:pStyle w:val="Heading2"/>
+      </w:pPr>
+      <w:bookmarkStart w:name="_Toc87" w:id="87"/>
       <w:r>
         <w:t xml:space="preserve">Ações</w:t>
       </w:r>
-      <w:bookmarkEnd w:id="82"/>
+      <w:bookmarkEnd w:id="87"/>
     </w:p>
     <w:tbl>
       <w:tblPr>
@@ -2114,11 +2239,11 @@
       <w:pPr>
         <w:pStyle w:val="Heading2"/>
       </w:pPr>
-      <w:bookmarkStart w:name="_Toc83" w:id="83"/>
+      <w:bookmarkStart w:name="_Toc88" w:id="88"/>
       <w:r>
         <w:t xml:space="preserve">Situação de cada paciente</w:t>
       </w:r>
-      <w:bookmarkEnd w:id="83"/>
+      <w:bookmarkEnd w:id="88"/>
     </w:p>
     <w:p>
       <w:pPr>
@@ -2616,11 +2741,11 @@
       <w:pPr>
         <w:pStyle w:val="Heading2"/>
       </w:pPr>
-      <w:bookmarkStart w:name="_Toc84" w:id="84"/>
+      <w:bookmarkStart w:name="_Toc89" w:id="89"/>
       <w:r>
         <w:t xml:space="preserve">Dados sensíveis</w:t>
       </w:r>
-      <w:bookmarkEnd w:id="84"/>
+      <w:bookmarkEnd w:id="89"/>
     </w:p>
     <w:p>
       <w:pPr>
